--- a/NandGame/Report NandGame.docx
+++ b/NandGame/Report NandGame.docx
@@ -1,6 +1,6 @@
 
 <file path=word/document.xml><?xml version="1.0" encoding="utf-8"?>
-<w:document xmlns:wpc="http://schemas.microsoft.com/office/word/2010/wordprocessingCanvas" xmlns:mc="http://schemas.openxmlformats.org/markup-compatibility/2006" xmlns:o="urn:schemas-microsoft-com:office:office" xmlns:r="http://schemas.openxmlformats.org/officeDocument/2006/relationships" xmlns:m="http://schemas.openxmlformats.org/officeDocument/2006/math" xmlns:v="urn:schemas-microsoft-com:vml" xmlns:wp="http://schemas.openxmlformats.org/drawingml/2006/wordprocessingDrawing" xmlns:w="http://schemas.openxmlformats.org/wordprocessingml/2006/main" xmlns:wpg="http://schemas.microsoft.com/office/word/2010/wordprocessingGroup" xmlns:wpi="http://schemas.microsoft.com/office/word/2010/wordprocessingInk" xmlns:a="http://schemas.openxmlformats.org/drawingml/2006/main" xmlns:wne="http://schemas.microsoft.com/office/word/2006/wordml" xmlns:wps="http://schemas.microsoft.com/office/word/2010/wordprocessingShape" xmlns:w10="urn:schemas-microsoft-com:office:word" xmlns:wp14="http://schemas.microsoft.com/office/word/2010/wordprocessingDrawing" xmlns:w14="http://schemas.microsoft.com/office/word/2010/wordml" xmlns:w15="http://schemas.microsoft.com/office/word/2012/wordml" xmlns:w16cex="http://schemas.microsoft.com/office/word/2018/wordml/cex" xmlns:w16cid="http://schemas.microsoft.com/office/word/2016/wordml/cid" xmlns:w16="http://schemas.microsoft.com/office/word/2018/wordml" xmlns:w16sdtdh="http://schemas.microsoft.com/office/word/2020/wordml/sdtdatahash" xmlns:w16se="http://schemas.microsoft.com/office/word/2015/wordml/symex" mc:Ignorable="w14 w15 w16se w16cid w16 w16cex w16sdtdh wp14">
+<w:document xmlns:a="http://schemas.openxmlformats.org/drawingml/2006/main" xmlns:mc="http://schemas.openxmlformats.org/markup-compatibility/2006" xmlns:o="urn:schemas-microsoft-com:office:office" xmlns:pic="http://schemas.openxmlformats.org/drawingml/2006/picture" xmlns:r="http://schemas.openxmlformats.org/officeDocument/2006/relationships" xmlns:v="urn:schemas-microsoft-com:vml" xmlns:w="http://schemas.openxmlformats.org/wordprocessingml/2006/main" xmlns:w10="urn:schemas-microsoft-com:office:word" xmlns:wp="http://schemas.openxmlformats.org/drawingml/2006/wordprocessingDrawing" mc:Ignorable="w14 w15 w16se w16cid w16 w16cex w16sdtdh wp14">
   <w:body>
     <w:p>
       <w:pPr>
@@ -21,7 +21,7 @@
         <mc:AlternateContent>
           <mc:Choice Requires="wpg">
             <w:drawing>
-              <wp:anchor xmlns:wp="http://schemas.openxmlformats.org/drawingml/2006/wordprocessingDrawing" xmlns:wp14="http://schemas.microsoft.com/office/word/2010/wordprocessingDrawing" distT="0" distB="0" distL="114300" distR="114300" simplePos="0" relativeHeight="251659264" behindDoc="0" locked="0" layoutInCell="1" allowOverlap="1">
+              <wp:anchor distT="0" distB="0" distL="114300" distR="114300" simplePos="0" relativeHeight="251659264" behindDoc="0" locked="0" layoutInCell="1" allowOverlap="1">
                 <wp:simplePos x="0" y="0"/>
                 <wp:positionH relativeFrom="column">
                   <wp:posOffset>4955540</wp:posOffset>
@@ -34,9 +34,9 @@
                 <wp:wrapSquare wrapText="bothSides"/>
                 <wp:docPr id="1" name="Picture 288"/>
                 <wp:cNvGraphicFramePr/>
-                <a:graphic xmlns:a="http://schemas.openxmlformats.org/drawingml/2006/main">
+                <a:graphic>
                   <a:graphicData uri="http://schemas.openxmlformats.org/drawingml/2006/picture">
-                    <pic:pic xmlns:pic="http://schemas.openxmlformats.org/drawingml/2006/picture">
+                    <pic:pic>
                       <pic:nvPicPr>
                         <pic:cNvPr id="288" name="Picture 288"/>
                         <pic:cNvPicPr/>
@@ -441,6 +441,7 @@
                 <w:rFonts w:asciiTheme="minorHAnsi" w:hAnsiTheme="minorHAnsi" w:cstheme="minorHAnsi"/>
                 <w:sz w:val="22"/>
               </w:rPr>
+              <w:t xml:space="preserve">Igors Oļeiņikovs</w:t>
             </w:r>
             <w:r>
               <w:rPr>
@@ -525,6 +526,7 @@
                 <w:rFonts w:asciiTheme="minorHAnsi" w:hAnsiTheme="minorHAnsi" w:cstheme="minorHAnsi"/>
                 <w:sz w:val="22"/>
               </w:rPr>
+              <w:t xml:space="preserve">93642</w:t>
             </w:r>
             <w:r>
               <w:rPr>
@@ -609,6 +611,7 @@
                 <w:rFonts w:asciiTheme="minorHAnsi" w:hAnsiTheme="minorHAnsi" w:cstheme="minorHAnsi"/>
                 <w:sz w:val="22"/>
               </w:rPr>
+              <w:t xml:space="preserve">4501BTA</w:t>
             </w:r>
             <w:r>
               <w:rPr>
@@ -1240,6 +1243,7 @@
                 <w:rFonts w:asciiTheme="minorHAnsi" w:hAnsiTheme="minorHAnsi" w:cstheme="minorHAnsi"/>
                 <w:sz w:val="22"/>
               </w:rPr>
+              <w:t xml:space="preserve">Delivered</w:t>
             </w:r>
             <w:r>
               <w:rPr>
@@ -1361,6 +1365,7 @@
                 <w:rFonts w:asciiTheme="minorHAnsi" w:hAnsiTheme="minorHAnsi" w:cstheme="minorHAnsi"/>
                 <w:sz w:val="22"/>
               </w:rPr>
+              <w:t xml:space="preserve">Delivered</w:t>
             </w:r>
             <w:r>
               <w:rPr>
@@ -1482,6 +1487,7 @@
                 <w:rFonts w:asciiTheme="minorHAnsi" w:hAnsiTheme="minorHAnsi" w:cstheme="minorHAnsi"/>
                 <w:sz w:val="22"/>
               </w:rPr>
+              <w:t xml:space="preserve">Delivered</w:t>
             </w:r>
             <w:r>
               <w:rPr>
@@ -1603,6 +1609,7 @@
                 <w:rFonts w:asciiTheme="minorHAnsi" w:hAnsiTheme="minorHAnsi" w:cstheme="minorHAnsi"/>
                 <w:sz w:val="22"/>
               </w:rPr>
+              <w:t xml:space="preserve">Delivered</w:t>
             </w:r>
             <w:r>
               <w:rPr>
@@ -1720,16 +1727,7 @@
               </w:rPr>
             </w:pPr>
             <w:r>
-              <w:rPr>
-                <w:rFonts w:asciiTheme="minorHAnsi" w:hAnsiTheme="minorHAnsi" w:cstheme="minorHAnsi"/>
-                <w:sz w:val="22"/>
-              </w:rPr>
-            </w:r>
-            <w:r>
-              <w:rPr>
-                <w:rFonts w:asciiTheme="minorHAnsi" w:hAnsiTheme="minorHAnsi" w:cstheme="minorHAnsi"/>
-                <w:sz w:val="22"/>
-              </w:rPr>
+              <w:t>Delivered</w:t>
             </w:r>
           </w:p>
         </w:tc>
@@ -2884,16 +2882,16 @@
         <mc:AlternateContent>
           <mc:Choice Requires="wpg">
             <w:drawing>
-              <wp:inline xmlns:wp="http://schemas.openxmlformats.org/drawingml/2006/wordprocessingDrawing" distT="0" distB="0" distL="0" distR="0">
+              <wp:inline distT="0" distB="0" distL="0" distR="0">
                 <wp:extent cx="4427220" cy="1416050"/>
                 <wp:effectExtent l="0" t="0" r="0" b="0"/>
                 <wp:docPr id="2" name="Рисунок 1" descr="Изображение выглядит как текст, снимок экрана, Шрифт, число&#10;&#10;Контент, сгенерированный ИИ, может содержать ошибки."/>
                 <wp:cNvGraphicFramePr>
-                  <a:graphicFrameLocks xmlns:a="http://schemas.openxmlformats.org/drawingml/2006/main" noChangeAspect="1"/>
+                  <a:graphicFrameLocks noChangeAspect="1"/>
                 </wp:cNvGraphicFramePr>
-                <a:graphic xmlns:a="http://schemas.openxmlformats.org/drawingml/2006/main">
+                <a:graphic>
                   <a:graphicData uri="http://schemas.openxmlformats.org/drawingml/2006/picture">
-                    <pic:pic xmlns:pic="http://schemas.openxmlformats.org/drawingml/2006/picture">
+                    <pic:pic>
                       <pic:nvPicPr>
                         <pic:cNvPr id="1142144594" name="Рисунок 1" descr="Изображение выглядит как текст, снимок экрана, Шрифт, число&#10;&#10;Контент, сгенерированный ИИ, может содержать ошибки."/>
                         <pic:cNvPicPr>
@@ -3251,34 +3249,8 @@
             <w:noWrap w:val="false"/>
           </w:tcPr>
           <w:p>
-            <w:pPr>
-              <w:pStyle w:val="773"/>
-              <w:numPr>
-                <w:ilvl w:val="0"/>
-                <w:numId w:val="1"/>
-              </w:numPr>
-              <w:pBdr/>
-              <w:spacing w:after="33" w:line="259" w:lineRule="auto"/>
-              <w:ind/>
-              <w:rPr>
-                <w:rFonts w:eastAsia="Times New Roman" w:asciiTheme="minorHAnsi" w:hAnsiTheme="minorHAnsi" w:cstheme="minorHAnsi"/>
-                <w:bCs/>
-                <w:sz w:val="22"/>
-              </w:rPr>
-            </w:pPr>
-            <w:r>
-              <w:rPr>
-                <w:rFonts w:eastAsia="Times New Roman" w:asciiTheme="minorHAnsi" w:hAnsiTheme="minorHAnsi" w:cstheme="minorHAnsi"/>
-                <w:bCs/>
-                <w:sz w:val="22"/>
-              </w:rPr>
-            </w:r>
-            <w:r>
-              <w:rPr>
-                <w:rFonts w:eastAsia="Times New Roman" w:asciiTheme="minorHAnsi" w:hAnsiTheme="minorHAnsi" w:cstheme="minorHAnsi"/>
-                <w:bCs/>
-                <w:sz w:val="22"/>
-              </w:rPr>
+            <w:r>
+              <w:t>1</w:t>
             </w:r>
           </w:p>
         </w:tc>
@@ -3290,30 +3262,8 @@
             <w:noWrap w:val="false"/>
           </w:tcPr>
           <w:p>
-            <w:pPr>
-              <w:pBdr/>
-              <w:spacing w:after="33" w:line="259" w:lineRule="auto"/>
-              <w:ind w:firstLine="0" w:left="0"/>
-              <w:rPr>
-                <w:rFonts w:eastAsia="Times New Roman" w:asciiTheme="minorHAnsi" w:hAnsiTheme="minorHAnsi" w:cstheme="minorHAnsi"/>
-                <w:bCs/>
-                <w:sz w:val="22"/>
-              </w:rPr>
-            </w:pPr>
-            <w:r>
-              <w:rPr>
-                <w:rFonts w:eastAsia="Times New Roman" w:asciiTheme="minorHAnsi" w:hAnsiTheme="minorHAnsi" w:cstheme="minorHAnsi"/>
-                <w:bCs/>
-                <w:sz w:val="22"/>
-              </w:rPr>
-              <w:t xml:space="preserve">Nand</w:t>
-            </w:r>
-            <w:r>
-              <w:rPr>
-                <w:rFonts w:eastAsia="Times New Roman" w:asciiTheme="minorHAnsi" w:hAnsiTheme="minorHAnsi" w:cstheme="minorHAnsi"/>
-                <w:bCs/>
-                <w:sz w:val="22"/>
-              </w:rPr>
+            <w:r>
+              <w:t>Nand</w:t>
             </w:r>
           </w:p>
         </w:tc>
@@ -3325,30 +3275,8 @@
             <w:noWrap w:val="false"/>
           </w:tcPr>
           <w:p>
-            <w:pPr>
-              <w:pBdr/>
-              <w:spacing w:after="33" w:line="259" w:lineRule="auto"/>
-              <w:ind w:firstLine="0" w:left="0"/>
-              <w:rPr>
-                <w:rFonts w:eastAsia="Times New Roman" w:asciiTheme="minorHAnsi" w:hAnsiTheme="minorHAnsi" w:cstheme="minorHAnsi"/>
-                <w:bCs/>
-                <w:sz w:val="22"/>
-              </w:rPr>
-            </w:pPr>
-            <w:r>
-              <w:rPr>
-                <w:rFonts w:eastAsia="Times New Roman" w:asciiTheme="minorHAnsi" w:hAnsiTheme="minorHAnsi" w:cstheme="minorHAnsi"/>
-                <w:bCs/>
-                <w:sz w:val="22"/>
-              </w:rPr>
-              <w:t xml:space="preserve">Completed</w:t>
-            </w:r>
-            <w:r>
-              <w:rPr>
-                <w:rFonts w:eastAsia="Times New Roman" w:asciiTheme="minorHAnsi" w:hAnsiTheme="minorHAnsi" w:cstheme="minorHAnsi"/>
-                <w:bCs/>
-                <w:sz w:val="22"/>
-              </w:rPr>
+            <w:r>
+              <w:t>Completed</w:t>
             </w:r>
           </w:p>
         </w:tc>
@@ -3360,30 +3288,8 @@
             <w:noWrap w:val="false"/>
           </w:tcPr>
           <w:p>
-            <w:pPr>
-              <w:pBdr/>
-              <w:spacing w:after="33" w:line="259" w:lineRule="auto"/>
-              <w:ind w:firstLine="0" w:left="0"/>
-              <w:rPr>
-                <w:rFonts w:eastAsia="Times New Roman" w:asciiTheme="minorHAnsi" w:hAnsiTheme="minorHAnsi" w:cstheme="minorHAnsi"/>
-                <w:bCs/>
-                <w:sz w:val="22"/>
-              </w:rPr>
-            </w:pPr>
-            <w:r>
-              <w:rPr>
-                <w:rFonts w:eastAsia="Times New Roman" w:asciiTheme="minorHAnsi" w:hAnsiTheme="minorHAnsi" w:cstheme="minorHAnsi"/>
-                <w:bCs/>
-                <w:sz w:val="22"/>
-              </w:rPr>
-              <w:t xml:space="preserve">No</w:t>
-            </w:r>
-            <w:r>
-              <w:rPr>
-                <w:rFonts w:eastAsia="Times New Roman" w:asciiTheme="minorHAnsi" w:hAnsiTheme="minorHAnsi" w:cstheme="minorHAnsi"/>
-                <w:bCs/>
-                <w:sz w:val="22"/>
-              </w:rPr>
+            <w:r>
+              <w:t>Yes</w:t>
             </w:r>
           </w:p>
         </w:tc>
@@ -3395,30 +3301,8 @@
             <w:noWrap w:val="false"/>
           </w:tcPr>
           <w:p>
-            <w:pPr>
-              <w:pBdr/>
-              <w:spacing w:after="33" w:line="259" w:lineRule="auto"/>
-              <w:ind w:firstLine="0" w:left="0"/>
-              <w:rPr>
-                <w:rFonts w:eastAsia="Times New Roman" w:asciiTheme="minorHAnsi" w:hAnsiTheme="minorHAnsi" w:cstheme="minorHAnsi"/>
-                <w:bCs/>
-                <w:sz w:val="22"/>
-              </w:rPr>
-            </w:pPr>
-            <w:r>
-              <w:rPr>
-                <w:rFonts w:eastAsia="Times New Roman" w:asciiTheme="minorHAnsi" w:hAnsiTheme="minorHAnsi" w:cstheme="minorHAnsi"/>
-                <w:bCs/>
-                <w:sz w:val="22"/>
-              </w:rPr>
-              <w:t xml:space="preserve">1</w:t>
-            </w:r>
-            <w:r>
-              <w:rPr>
-                <w:rFonts w:eastAsia="Times New Roman" w:asciiTheme="minorHAnsi" w:hAnsiTheme="minorHAnsi" w:cstheme="minorHAnsi"/>
-                <w:bCs/>
-                <w:sz w:val="22"/>
-              </w:rPr>
+            <w:r>
+              <w:t>0</w:t>
             </w:r>
           </w:p>
         </w:tc>
@@ -4142,6 +4026,1514 @@
           </w:p>
         </w:tc>
       </w:tr>
+      <w:tr>
+        <w:tc>
+          <w:tcPr>
+            <w:tcW w:type="dxa" w:w="1808"/>
+          </w:tcPr>
+          <w:p>
+            <w:r>
+              <w:t>2</w:t>
+            </w:r>
+          </w:p>
+        </w:tc>
+        <w:tc>
+          <w:tcPr>
+            <w:tcW w:type="dxa" w:w="1987"/>
+          </w:tcPr>
+          <w:p>
+            <w:r>
+              <w:t>Invert</w:t>
+            </w:r>
+          </w:p>
+        </w:tc>
+        <w:tc>
+          <w:tcPr>
+            <w:tcW w:type="dxa" w:w="2406"/>
+          </w:tcPr>
+          <w:p>
+            <w:r>
+              <w:t>Completed</w:t>
+            </w:r>
+          </w:p>
+        </w:tc>
+        <w:tc>
+          <w:tcPr>
+            <w:tcW w:type="dxa" w:w="2356"/>
+          </w:tcPr>
+          <w:p>
+            <w:r>
+              <w:t>Yes</w:t>
+            </w:r>
+          </w:p>
+        </w:tc>
+        <w:tc>
+          <w:tcPr>
+            <w:tcW w:type="dxa" w:w="1984"/>
+          </w:tcPr>
+          <w:p>
+            <w:r>
+              <w:t>1</w:t>
+            </w:r>
+          </w:p>
+        </w:tc>
+      </w:tr>
+      <w:tr>
+        <w:tc>
+          <w:tcPr>
+            <w:tcW w:type="dxa" w:w="1808"/>
+          </w:tcPr>
+          <w:p>
+            <w:r>
+              <w:t>3</w:t>
+            </w:r>
+          </w:p>
+        </w:tc>
+        <w:tc>
+          <w:tcPr>
+            <w:tcW w:type="dxa" w:w="1987"/>
+          </w:tcPr>
+          <w:p>
+            <w:r>
+              <w:t>AND</w:t>
+            </w:r>
+          </w:p>
+        </w:tc>
+        <w:tc>
+          <w:tcPr>
+            <w:tcW w:type="dxa" w:w="2406"/>
+          </w:tcPr>
+          <w:p>
+            <w:r>
+              <w:t>Completed</w:t>
+            </w:r>
+          </w:p>
+        </w:tc>
+        <w:tc>
+          <w:tcPr>
+            <w:tcW w:type="dxa" w:w="2356"/>
+          </w:tcPr>
+          <w:p>
+            <w:r>
+              <w:t>Yes</w:t>
+            </w:r>
+          </w:p>
+        </w:tc>
+        <w:tc>
+          <w:tcPr>
+            <w:tcW w:type="dxa" w:w="1984"/>
+          </w:tcPr>
+          <w:p>
+            <w:r>
+              <w:t>2</w:t>
+            </w:r>
+          </w:p>
+        </w:tc>
+      </w:tr>
+      <w:tr>
+        <w:tc>
+          <w:tcPr>
+            <w:tcW w:type="dxa" w:w="1808"/>
+          </w:tcPr>
+          <w:p>
+            <w:r>
+              <w:t>4</w:t>
+            </w:r>
+          </w:p>
+        </w:tc>
+        <w:tc>
+          <w:tcPr>
+            <w:tcW w:type="dxa" w:w="1987"/>
+          </w:tcPr>
+          <w:p>
+            <w:r>
+              <w:t>OR</w:t>
+            </w:r>
+          </w:p>
+        </w:tc>
+        <w:tc>
+          <w:tcPr>
+            <w:tcW w:type="dxa" w:w="2406"/>
+          </w:tcPr>
+          <w:p>
+            <w:r>
+              <w:t>Completed</w:t>
+            </w:r>
+          </w:p>
+        </w:tc>
+        <w:tc>
+          <w:tcPr>
+            <w:tcW w:type="dxa" w:w="2356"/>
+          </w:tcPr>
+          <w:p>
+            <w:r>
+              <w:t>Yes</w:t>
+            </w:r>
+          </w:p>
+        </w:tc>
+        <w:tc>
+          <w:tcPr>
+            <w:tcW w:type="dxa" w:w="1984"/>
+          </w:tcPr>
+          <w:p>
+            <w:r>
+              <w:t>3</w:t>
+            </w:r>
+          </w:p>
+        </w:tc>
+      </w:tr>
+      <w:tr>
+        <w:tc>
+          <w:tcPr>
+            <w:tcW w:type="dxa" w:w="1808"/>
+          </w:tcPr>
+          <w:p>
+            <w:r>
+              <w:t>5</w:t>
+            </w:r>
+          </w:p>
+        </w:tc>
+        <w:tc>
+          <w:tcPr>
+            <w:tcW w:type="dxa" w:w="1987"/>
+          </w:tcPr>
+          <w:p>
+            <w:r>
+              <w:t>XOR</w:t>
+            </w:r>
+          </w:p>
+        </w:tc>
+        <w:tc>
+          <w:tcPr>
+            <w:tcW w:type="dxa" w:w="2406"/>
+          </w:tcPr>
+          <w:p>
+            <w:r>
+              <w:t>Completed</w:t>
+            </w:r>
+          </w:p>
+        </w:tc>
+        <w:tc>
+          <w:tcPr>
+            <w:tcW w:type="dxa" w:w="2356"/>
+          </w:tcPr>
+          <w:p>
+            <w:r>
+              <w:t>Yes</w:t>
+            </w:r>
+          </w:p>
+        </w:tc>
+        <w:tc>
+          <w:tcPr>
+            <w:tcW w:type="dxa" w:w="1984"/>
+          </w:tcPr>
+          <w:p>
+            <w:r>
+              <w:t>4</w:t>
+            </w:r>
+          </w:p>
+        </w:tc>
+      </w:tr>
+      <w:tr>
+        <w:tc>
+          <w:tcPr>
+            <w:tcW w:type="dxa" w:w="1808"/>
+          </w:tcPr>
+          <w:p>
+            <w:r>
+              <w:t>6</w:t>
+            </w:r>
+          </w:p>
+        </w:tc>
+        <w:tc>
+          <w:tcPr>
+            <w:tcW w:type="dxa" w:w="1987"/>
+          </w:tcPr>
+          <w:p>
+            <w:r>
+              <w:t>HALFADD</w:t>
+            </w:r>
+          </w:p>
+        </w:tc>
+        <w:tc>
+          <w:tcPr>
+            <w:tcW w:type="dxa" w:w="2406"/>
+          </w:tcPr>
+          <w:p>
+            <w:r>
+              <w:t>Completed</w:t>
+            </w:r>
+          </w:p>
+        </w:tc>
+        <w:tc>
+          <w:tcPr>
+            <w:tcW w:type="dxa" w:w="2356"/>
+          </w:tcPr>
+          <w:p>
+            <w:r>
+              <w:t>Yes</w:t>
+            </w:r>
+          </w:p>
+        </w:tc>
+        <w:tc>
+          <w:tcPr>
+            <w:tcW w:type="dxa" w:w="1984"/>
+          </w:tcPr>
+          <w:p>
+            <w:r>
+              <w:t>5</w:t>
+            </w:r>
+          </w:p>
+        </w:tc>
+      </w:tr>
+      <w:tr>
+        <w:tc>
+          <w:tcPr>
+            <w:tcW w:type="dxa" w:w="1808"/>
+          </w:tcPr>
+          <w:p>
+            <w:r>
+              <w:t>7</w:t>
+            </w:r>
+          </w:p>
+        </w:tc>
+        <w:tc>
+          <w:tcPr>
+            <w:tcW w:type="dxa" w:w="1987"/>
+          </w:tcPr>
+          <w:p>
+            <w:r>
+              <w:t>FULLADD</w:t>
+            </w:r>
+          </w:p>
+        </w:tc>
+        <w:tc>
+          <w:tcPr>
+            <w:tcW w:type="dxa" w:w="2406"/>
+          </w:tcPr>
+          <w:p>
+            <w:r>
+              <w:t>Completed</w:t>
+            </w:r>
+          </w:p>
+        </w:tc>
+        <w:tc>
+          <w:tcPr>
+            <w:tcW w:type="dxa" w:w="2356"/>
+          </w:tcPr>
+          <w:p>
+            <w:r>
+              <w:t>Yes</w:t>
+            </w:r>
+          </w:p>
+        </w:tc>
+        <w:tc>
+          <w:tcPr>
+            <w:tcW w:type="dxa" w:w="1984"/>
+          </w:tcPr>
+          <w:p>
+            <w:r>
+              <w:t>9</w:t>
+            </w:r>
+          </w:p>
+        </w:tc>
+      </w:tr>
+      <w:tr>
+        <w:tc>
+          <w:tcPr>
+            <w:tcW w:type="dxa" w:w="1808"/>
+          </w:tcPr>
+          <w:p>
+            <w:r>
+              <w:t>8</w:t>
+            </w:r>
+          </w:p>
+        </w:tc>
+        <w:tc>
+          <w:tcPr>
+            <w:tcW w:type="dxa" w:w="1987"/>
+          </w:tcPr>
+          <w:p>
+            <w:r>
+              <w:t>ADD2</w:t>
+            </w:r>
+          </w:p>
+        </w:tc>
+        <w:tc>
+          <w:tcPr>
+            <w:tcW w:type="dxa" w:w="2406"/>
+          </w:tcPr>
+          <w:p>
+            <w:r>
+              <w:t>Completed</w:t>
+            </w:r>
+          </w:p>
+        </w:tc>
+        <w:tc>
+          <w:tcPr>
+            <w:tcW w:type="dxa" w:w="2356"/>
+          </w:tcPr>
+          <w:p>
+            <w:r>
+              <w:t>Yes</w:t>
+            </w:r>
+          </w:p>
+        </w:tc>
+        <w:tc>
+          <w:tcPr>
+            <w:tcW w:type="dxa" w:w="1984"/>
+          </w:tcPr>
+          <w:p>
+            <w:r>
+              <w:t>18</w:t>
+            </w:r>
+          </w:p>
+        </w:tc>
+      </w:tr>
+      <w:tr>
+        <w:tc>
+          <w:tcPr>
+            <w:tcW w:type="dxa" w:w="1808"/>
+          </w:tcPr>
+          <w:p>
+            <w:r>
+              <w:t>9</w:t>
+            </w:r>
+          </w:p>
+        </w:tc>
+        <w:tc>
+          <w:tcPr>
+            <w:tcW w:type="dxa" w:w="1987"/>
+          </w:tcPr>
+          <w:p>
+            <w:r>
+              <w:t>INC</w:t>
+            </w:r>
+          </w:p>
+        </w:tc>
+        <w:tc>
+          <w:tcPr>
+            <w:tcW w:type="dxa" w:w="2406"/>
+          </w:tcPr>
+          <w:p>
+            <w:r>
+              <w:t>Completed</w:t>
+            </w:r>
+          </w:p>
+        </w:tc>
+        <w:tc>
+          <w:tcPr>
+            <w:tcW w:type="dxa" w:w="2356"/>
+          </w:tcPr>
+          <w:p>
+            <w:r>
+              <w:t>Yes</w:t>
+            </w:r>
+          </w:p>
+        </w:tc>
+        <w:tc>
+          <w:tcPr>
+            <w:tcW w:type="dxa" w:w="1984"/>
+          </w:tcPr>
+          <w:p>
+            <w:r>
+              <w:t>145</w:t>
+            </w:r>
+          </w:p>
+        </w:tc>
+      </w:tr>
+      <w:tr>
+        <w:tc>
+          <w:tcPr>
+            <w:tcW w:type="dxa" w:w="1808"/>
+          </w:tcPr>
+          <w:p>
+            <w:r>
+              <w:t>10</w:t>
+            </w:r>
+          </w:p>
+        </w:tc>
+        <w:tc>
+          <w:tcPr>
+            <w:tcW w:type="dxa" w:w="1987"/>
+          </w:tcPr>
+          <w:p>
+            <w:r>
+              <w:t>SUB</w:t>
+            </w:r>
+          </w:p>
+        </w:tc>
+        <w:tc>
+          <w:tcPr>
+            <w:tcW w:type="dxa" w:w="2406"/>
+          </w:tcPr>
+          <w:p>
+            <w:r>
+              <w:t>Completed</w:t>
+            </w:r>
+          </w:p>
+        </w:tc>
+        <w:tc>
+          <w:tcPr>
+            <w:tcW w:type="dxa" w:w="2356"/>
+          </w:tcPr>
+          <w:p>
+            <w:r>
+              <w:t>Yes</w:t>
+            </w:r>
+          </w:p>
+        </w:tc>
+        <w:tc>
+          <w:tcPr>
+            <w:tcW w:type="dxa" w:w="1984"/>
+          </w:tcPr>
+          <w:p>
+            <w:r>
+              <w:t>305</w:t>
+            </w:r>
+          </w:p>
+        </w:tc>
+      </w:tr>
+      <w:tr>
+        <w:tc>
+          <w:tcPr>
+            <w:tcW w:type="dxa" w:w="1808"/>
+          </w:tcPr>
+          <w:p>
+            <w:r>
+              <w:t>11</w:t>
+            </w:r>
+          </w:p>
+        </w:tc>
+        <w:tc>
+          <w:tcPr>
+            <w:tcW w:type="dxa" w:w="1987"/>
+          </w:tcPr>
+          <w:p>
+            <w:r>
+              <w:t>ISZERO</w:t>
+            </w:r>
+          </w:p>
+        </w:tc>
+        <w:tc>
+          <w:tcPr>
+            <w:tcW w:type="dxa" w:w="2406"/>
+          </w:tcPr>
+          <w:p>
+            <w:r>
+              <w:t>Completed</w:t>
+            </w:r>
+          </w:p>
+        </w:tc>
+        <w:tc>
+          <w:tcPr>
+            <w:tcW w:type="dxa" w:w="2356"/>
+          </w:tcPr>
+          <w:p>
+            <w:r>
+              <w:t>Yes</w:t>
+            </w:r>
+          </w:p>
+        </w:tc>
+        <w:tc>
+          <w:tcPr>
+            <w:tcW w:type="dxa" w:w="1984"/>
+          </w:tcPr>
+          <w:p>
+            <w:r>
+              <w:t>10</w:t>
+            </w:r>
+          </w:p>
+        </w:tc>
+      </w:tr>
+      <w:tr>
+        <w:tc>
+          <w:tcPr>
+            <w:tcW w:type="dxa" w:w="1808"/>
+          </w:tcPr>
+          <w:p>
+            <w:r>
+              <w:t>12</w:t>
+            </w:r>
+          </w:p>
+        </w:tc>
+        <w:tc>
+          <w:tcPr>
+            <w:tcW w:type="dxa" w:w="1987"/>
+          </w:tcPr>
+          <w:p>
+            <w:r>
+              <w:t>SIGN</w:t>
+            </w:r>
+          </w:p>
+        </w:tc>
+        <w:tc>
+          <w:tcPr>
+            <w:tcW w:type="dxa" w:w="2406"/>
+          </w:tcPr>
+          <w:p>
+            <w:r>
+              <w:t>Completed</w:t>
+            </w:r>
+          </w:p>
+        </w:tc>
+        <w:tc>
+          <w:tcPr>
+            <w:tcW w:type="dxa" w:w="2356"/>
+          </w:tcPr>
+          <w:p>
+            <w:r>
+              <w:t>Yes</w:t>
+            </w:r>
+          </w:p>
+        </w:tc>
+        <w:tc>
+          <w:tcPr>
+            <w:tcW w:type="dxa" w:w="1984"/>
+          </w:tcPr>
+          <w:p>
+            <w:r>
+              <w:t>0</w:t>
+            </w:r>
+          </w:p>
+        </w:tc>
+      </w:tr>
+      <w:tr>
+        <w:tc>
+          <w:tcPr>
+            <w:tcW w:type="dxa" w:w="1808"/>
+          </w:tcPr>
+          <w:p>
+            <w:r>
+              <w:t>13</w:t>
+            </w:r>
+          </w:p>
+        </w:tc>
+        <w:tc>
+          <w:tcPr>
+            <w:tcW w:type="dxa" w:w="1987"/>
+          </w:tcPr>
+          <w:p>
+            <w:r>
+              <w:t>MULTIPLEXER</w:t>
+            </w:r>
+          </w:p>
+        </w:tc>
+        <w:tc>
+          <w:tcPr>
+            <w:tcW w:type="dxa" w:w="2406"/>
+          </w:tcPr>
+          <w:p>
+            <w:r>
+              <w:t>Completed</w:t>
+            </w:r>
+          </w:p>
+        </w:tc>
+        <w:tc>
+          <w:tcPr>
+            <w:tcW w:type="dxa" w:w="2356"/>
+          </w:tcPr>
+          <w:p>
+            <w:r>
+              <w:t>Yes</w:t>
+            </w:r>
+          </w:p>
+        </w:tc>
+        <w:tc>
+          <w:tcPr>
+            <w:tcW w:type="dxa" w:w="1984"/>
+          </w:tcPr>
+          <w:p>
+            <w:r>
+              <w:t>4</w:t>
+            </w:r>
+          </w:p>
+        </w:tc>
+      </w:tr>
+      <w:tr>
+        <w:tc>
+          <w:tcPr>
+            <w:tcW w:type="dxa" w:w="1808"/>
+          </w:tcPr>
+          <w:p>
+            <w:r>
+              <w:t>14</w:t>
+            </w:r>
+          </w:p>
+        </w:tc>
+        <w:tc>
+          <w:tcPr>
+            <w:tcW w:type="dxa" w:w="1987"/>
+          </w:tcPr>
+          <w:p>
+            <w:r>
+              <w:t>DEMUX</w:t>
+            </w:r>
+          </w:p>
+        </w:tc>
+        <w:tc>
+          <w:tcPr>
+            <w:tcW w:type="dxa" w:w="2406"/>
+          </w:tcPr>
+          <w:p>
+            <w:r>
+              <w:t>Completed</w:t>
+            </w:r>
+          </w:p>
+        </w:tc>
+        <w:tc>
+          <w:tcPr>
+            <w:tcW w:type="dxa" w:w="2356"/>
+          </w:tcPr>
+          <w:p>
+            <w:r>
+              <w:t>Yes</w:t>
+            </w:r>
+          </w:p>
+        </w:tc>
+        <w:tc>
+          <w:tcPr>
+            <w:tcW w:type="dxa" w:w="1984"/>
+          </w:tcPr>
+          <w:p>
+            <w:r>
+              <w:t>4</w:t>
+            </w:r>
+          </w:p>
+        </w:tc>
+      </w:tr>
+      <w:tr>
+        <w:tc>
+          <w:tcPr>
+            <w:tcW w:type="dxa" w:w="1808"/>
+          </w:tcPr>
+          <w:p>
+            <w:r>
+              <w:t>15</w:t>
+            </w:r>
+          </w:p>
+        </w:tc>
+        <w:tc>
+          <w:tcPr>
+            <w:tcW w:type="dxa" w:w="1987"/>
+          </w:tcPr>
+          <w:p>
+            <w:r>
+              <w:t>ALU_LOGIC</w:t>
+            </w:r>
+          </w:p>
+        </w:tc>
+        <w:tc>
+          <w:tcPr>
+            <w:tcW w:type="dxa" w:w="2406"/>
+          </w:tcPr>
+          <w:p>
+            <w:r>
+              <w:t>Completed</w:t>
+            </w:r>
+          </w:p>
+        </w:tc>
+        <w:tc>
+          <w:tcPr>
+            <w:tcW w:type="dxa" w:w="2356"/>
+          </w:tcPr>
+          <w:p>
+            <w:r>
+              <w:t>Yes</w:t>
+            </w:r>
+          </w:p>
+        </w:tc>
+        <w:tc>
+          <w:tcPr>
+            <w:tcW w:type="dxa" w:w="1984"/>
+          </w:tcPr>
+          <w:p>
+            <w:r>
+              <w:t>352</w:t>
+            </w:r>
+          </w:p>
+        </w:tc>
+      </w:tr>
+      <w:tr>
+        <w:tc>
+          <w:tcPr>
+            <w:tcW w:type="dxa" w:w="1808"/>
+          </w:tcPr>
+          <w:p>
+            <w:r>
+              <w:t>16</w:t>
+            </w:r>
+          </w:p>
+        </w:tc>
+        <w:tc>
+          <w:tcPr>
+            <w:tcW w:type="dxa" w:w="1987"/>
+          </w:tcPr>
+          <w:p>
+            <w:r>
+              <w:t>ALU_ARITHMETIC</w:t>
+            </w:r>
+          </w:p>
+        </w:tc>
+        <w:tc>
+          <w:tcPr>
+            <w:tcW w:type="dxa" w:w="2406"/>
+          </w:tcPr>
+          <w:p>
+            <w:r>
+              <w:t>Completed</w:t>
+            </w:r>
+          </w:p>
+        </w:tc>
+        <w:tc>
+          <w:tcPr>
+            <w:tcW w:type="dxa" w:w="2356"/>
+          </w:tcPr>
+          <w:p>
+            <w:r>
+              <w:t>Yes</w:t>
+            </w:r>
+          </w:p>
+        </w:tc>
+        <w:tc>
+          <w:tcPr>
+            <w:tcW w:type="dxa" w:w="1984"/>
+          </w:tcPr>
+          <w:p>
+            <w:r>
+              <w:t>577</w:t>
+            </w:r>
+          </w:p>
+        </w:tc>
+      </w:tr>
+      <w:tr>
+        <w:tc>
+          <w:tcPr>
+            <w:tcW w:type="dxa" w:w="1808"/>
+          </w:tcPr>
+          <w:p>
+            <w:r>
+              <w:t>17</w:t>
+            </w:r>
+          </w:p>
+        </w:tc>
+        <w:tc>
+          <w:tcPr>
+            <w:tcW w:type="dxa" w:w="1987"/>
+          </w:tcPr>
+          <w:p>
+            <w:r>
+              <w:t>ALU2</w:t>
+            </w:r>
+          </w:p>
+        </w:tc>
+        <w:tc>
+          <w:tcPr>
+            <w:tcW w:type="dxa" w:w="2406"/>
+          </w:tcPr>
+          <w:p>
+            <w:r>
+              <w:t>Completed</w:t>
+            </w:r>
+          </w:p>
+        </w:tc>
+        <w:tc>
+          <w:tcPr>
+            <w:tcW w:type="dxa" w:w="2356"/>
+          </w:tcPr>
+          <w:p>
+            <w:r>
+              <w:t>Yes</w:t>
+            </w:r>
+          </w:p>
+        </w:tc>
+        <w:tc>
+          <w:tcPr>
+            <w:tcW w:type="dxa" w:w="1984"/>
+          </w:tcPr>
+          <w:p>
+            <w:r>
+              <w:t>1185</w:t>
+            </w:r>
+          </w:p>
+        </w:tc>
+      </w:tr>
+      <w:tr>
+        <w:tc>
+          <w:tcPr>
+            <w:tcW w:type="dxa" w:w="1808"/>
+          </w:tcPr>
+          <w:p>
+            <w:r>
+              <w:t>18</w:t>
+            </w:r>
+          </w:p>
+        </w:tc>
+        <w:tc>
+          <w:tcPr>
+            <w:tcW w:type="dxa" w:w="1987"/>
+          </w:tcPr>
+          <w:p>
+            <w:r>
+              <w:t>CONDITION</w:t>
+            </w:r>
+          </w:p>
+        </w:tc>
+        <w:tc>
+          <w:tcPr>
+            <w:tcW w:type="dxa" w:w="2406"/>
+          </w:tcPr>
+          <w:p>
+            <w:r>
+              <w:t>Completed</w:t>
+            </w:r>
+          </w:p>
+        </w:tc>
+        <w:tc>
+          <w:tcPr>
+            <w:tcW w:type="dxa" w:w="2356"/>
+          </w:tcPr>
+          <w:p>
+            <w:r>
+              <w:t>Yes</w:t>
+            </w:r>
+          </w:p>
+        </w:tc>
+        <w:tc>
+          <w:tcPr>
+            <w:tcW w:type="dxa" w:w="1984"/>
+          </w:tcPr>
+          <w:p>
+            <w:r>
+              <w:t>56</w:t>
+            </w:r>
+          </w:p>
+        </w:tc>
+      </w:tr>
+      <w:tr>
+        <w:tc>
+          <w:tcPr>
+            <w:tcW w:type="dxa" w:w="1808"/>
+          </w:tcPr>
+          <w:p>
+            <w:r>
+              <w:t>19</w:t>
+            </w:r>
+          </w:p>
+        </w:tc>
+        <w:tc>
+          <w:tcPr>
+            <w:tcW w:type="dxa" w:w="1987"/>
+          </w:tcPr>
+          <w:p>
+            <w:r>
+              <w:t>SR_LATCH</w:t>
+            </w:r>
+          </w:p>
+        </w:tc>
+        <w:tc>
+          <w:tcPr>
+            <w:tcW w:type="dxa" w:w="2406"/>
+          </w:tcPr>
+          <w:p>
+            <w:r>
+              <w:t>Completed</w:t>
+            </w:r>
+          </w:p>
+        </w:tc>
+        <w:tc>
+          <w:tcPr>
+            <w:tcW w:type="dxa" w:w="2356"/>
+          </w:tcPr>
+          <w:p>
+            <w:r>
+              <w:t>Yes</w:t>
+            </w:r>
+          </w:p>
+        </w:tc>
+        <w:tc>
+          <w:tcPr>
+            <w:tcW w:type="dxa" w:w="1984"/>
+          </w:tcPr>
+          <w:p>
+            <w:r>
+              <w:t>2</w:t>
+            </w:r>
+          </w:p>
+        </w:tc>
+      </w:tr>
+      <w:tr>
+        <w:tc>
+          <w:tcPr>
+            <w:tcW w:type="dxa" w:w="1808"/>
+          </w:tcPr>
+          <w:p>
+            <w:r>
+              <w:t>20</w:t>
+            </w:r>
+          </w:p>
+        </w:tc>
+        <w:tc>
+          <w:tcPr>
+            <w:tcW w:type="dxa" w:w="1987"/>
+          </w:tcPr>
+          <w:p>
+            <w:r>
+              <w:t>LATCH</w:t>
+            </w:r>
+          </w:p>
+        </w:tc>
+        <w:tc>
+          <w:tcPr>
+            <w:tcW w:type="dxa" w:w="2406"/>
+          </w:tcPr>
+          <w:p>
+            <w:r>
+              <w:t>Completed</w:t>
+            </w:r>
+          </w:p>
+        </w:tc>
+        <w:tc>
+          <w:tcPr>
+            <w:tcW w:type="dxa" w:w="2356"/>
+          </w:tcPr>
+          <w:p>
+            <w:r>
+              <w:t>Yes</w:t>
+            </w:r>
+          </w:p>
+        </w:tc>
+        <w:tc>
+          <w:tcPr>
+            <w:tcW w:type="dxa" w:w="1984"/>
+          </w:tcPr>
+          <w:p>
+            <w:r>
+              <w:t>4</w:t>
+            </w:r>
+          </w:p>
+        </w:tc>
+      </w:tr>
+      <w:tr>
+        <w:tc>
+          <w:tcPr>
+            <w:tcW w:type="dxa" w:w="1808"/>
+          </w:tcPr>
+          <w:p>
+            <w:r>
+              <w:t>21</w:t>
+            </w:r>
+          </w:p>
+        </w:tc>
+        <w:tc>
+          <w:tcPr>
+            <w:tcW w:type="dxa" w:w="1987"/>
+          </w:tcPr>
+          <w:p>
+            <w:r>
+              <w:t>DFF</w:t>
+            </w:r>
+          </w:p>
+        </w:tc>
+        <w:tc>
+          <w:tcPr>
+            <w:tcW w:type="dxa" w:w="2406"/>
+          </w:tcPr>
+          <w:p>
+            <w:r>
+              <w:t>Completed</w:t>
+            </w:r>
+          </w:p>
+        </w:tc>
+        <w:tc>
+          <w:tcPr>
+            <w:tcW w:type="dxa" w:w="2356"/>
+          </w:tcPr>
+          <w:p>
+            <w:r>
+              <w:t>Yes</w:t>
+            </w:r>
+          </w:p>
+        </w:tc>
+        <w:tc>
+          <w:tcPr>
+            <w:tcW w:type="dxa" w:w="1984"/>
+          </w:tcPr>
+          <w:p>
+            <w:r>
+              <w:t>9</w:t>
+            </w:r>
+          </w:p>
+        </w:tc>
+      </w:tr>
+      <w:tr>
+        <w:tc>
+          <w:tcPr>
+            <w:tcW w:type="dxa" w:w="1808"/>
+          </w:tcPr>
+          <w:p>
+            <w:r>
+              <w:t>22</w:t>
+            </w:r>
+          </w:p>
+        </w:tc>
+        <w:tc>
+          <w:tcPr>
+            <w:tcW w:type="dxa" w:w="1987"/>
+          </w:tcPr>
+          <w:p>
+            <w:r>
+              <w:t>DFF2</w:t>
+            </w:r>
+          </w:p>
+        </w:tc>
+        <w:tc>
+          <w:tcPr>
+            <w:tcW w:type="dxa" w:w="2406"/>
+          </w:tcPr>
+          <w:p>
+            <w:r>
+              <w:t>Completed</w:t>
+            </w:r>
+          </w:p>
+        </w:tc>
+        <w:tc>
+          <w:tcPr>
+            <w:tcW w:type="dxa" w:w="2356"/>
+          </w:tcPr>
+          <w:p>
+            <w:r>
+              <w:t>Yes</w:t>
+            </w:r>
+          </w:p>
+        </w:tc>
+        <w:tc>
+          <w:tcPr>
+            <w:tcW w:type="dxa" w:w="1984"/>
+          </w:tcPr>
+          <w:p>
+            <w:r>
+              <w:t>18</w:t>
+            </w:r>
+          </w:p>
+        </w:tc>
+      </w:tr>
+      <w:tr>
+        <w:tc>
+          <w:tcPr>
+            <w:tcW w:type="dxa" w:w="1808"/>
+          </w:tcPr>
+          <w:p>
+            <w:r>
+              <w:t>23</w:t>
+            </w:r>
+          </w:p>
+        </w:tc>
+        <w:tc>
+          <w:tcPr>
+            <w:tcW w:type="dxa" w:w="1987"/>
+          </w:tcPr>
+          <w:p>
+            <w:r>
+              <w:t>COUNTER</w:t>
+            </w:r>
+          </w:p>
+        </w:tc>
+        <w:tc>
+          <w:tcPr>
+            <w:tcW w:type="dxa" w:w="2406"/>
+          </w:tcPr>
+          <w:p>
+            <w:r>
+              <w:t>Completed</w:t>
+            </w:r>
+          </w:p>
+        </w:tc>
+        <w:tc>
+          <w:tcPr>
+            <w:tcW w:type="dxa" w:w="2356"/>
+          </w:tcPr>
+          <w:p>
+            <w:r>
+              <w:t>Yes</w:t>
+            </w:r>
+          </w:p>
+        </w:tc>
+        <w:tc>
+          <w:tcPr>
+            <w:tcW w:type="dxa" w:w="1984"/>
+          </w:tcPr>
+          <w:p>
+            <w:r>
+              <w:t>354</w:t>
+            </w:r>
+          </w:p>
+        </w:tc>
+      </w:tr>
+      <w:tr>
+        <w:tc>
+          <w:tcPr>
+            <w:tcW w:type="dxa" w:w="1808"/>
+          </w:tcPr>
+          <w:p>
+            <w:r>
+              <w:t>24</w:t>
+            </w:r>
+          </w:p>
+        </w:tc>
+        <w:tc>
+          <w:tcPr>
+            <w:tcW w:type="dxa" w:w="1987"/>
+          </w:tcPr>
+          <w:p>
+            <w:r>
+              <w:t>RAM</w:t>
+            </w:r>
+          </w:p>
+        </w:tc>
+        <w:tc>
+          <w:tcPr>
+            <w:tcW w:type="dxa" w:w="2406"/>
+          </w:tcPr>
+          <w:p>
+            <w:r>
+              <w:t>Completed</w:t>
+            </w:r>
+          </w:p>
+        </w:tc>
+        <w:tc>
+          <w:tcPr>
+            <w:tcW w:type="dxa" w:w="2356"/>
+          </w:tcPr>
+          <w:p>
+            <w:r>
+              <w:t>Yes</w:t>
+            </w:r>
+          </w:p>
+        </w:tc>
+        <w:tc>
+          <w:tcPr>
+            <w:tcW w:type="dxa" w:w="1984"/>
+          </w:tcPr>
+          <w:p>
+            <w:r>
+              <w:t>356</w:t>
+            </w:r>
+          </w:p>
+        </w:tc>
+      </w:tr>
+      <w:tr>
+        <w:tc>
+          <w:tcPr>
+            <w:tcW w:type="dxa" w:w="1808"/>
+          </w:tcPr>
+          <w:p>
+            <w:r>
+              <w:t>25</w:t>
+            </w:r>
+          </w:p>
+        </w:tc>
+        <w:tc>
+          <w:tcPr>
+            <w:tcW w:type="dxa" w:w="1987"/>
+          </w:tcPr>
+          <w:p>
+            <w:r>
+              <w:t>CPU_STATE</w:t>
+            </w:r>
+          </w:p>
+        </w:tc>
+        <w:tc>
+          <w:tcPr>
+            <w:tcW w:type="dxa" w:w="2406"/>
+          </w:tcPr>
+          <w:p>
+            <w:r>
+              <w:t>Completed</w:t>
+            </w:r>
+          </w:p>
+        </w:tc>
+        <w:tc>
+          <w:tcPr>
+            <w:tcW w:type="dxa" w:w="2356"/>
+          </w:tcPr>
+          <w:p>
+            <w:r>
+              <w:t>Yes</w:t>
+            </w:r>
+          </w:p>
+        </w:tc>
+        <w:tc>
+          <w:tcPr>
+            <w:tcW w:type="dxa" w:w="1984"/>
+          </w:tcPr>
+          <w:p>
+            <w:r>
+              <w:t>288</w:t>
+            </w:r>
+          </w:p>
+        </w:tc>
+      </w:tr>
+      <w:tr>
+        <w:tc>
+          <w:tcPr>
+            <w:tcW w:type="dxa" w:w="1808"/>
+          </w:tcPr>
+          <w:p>
+            <w:r>
+              <w:t>26</w:t>
+            </w:r>
+          </w:p>
+        </w:tc>
+        <w:tc>
+          <w:tcPr>
+            <w:tcW w:type="dxa" w:w="1987"/>
+          </w:tcPr>
+          <w:p>
+            <w:r>
+              <w:t>ALU_INSTRUCTION</w:t>
+            </w:r>
+          </w:p>
+        </w:tc>
+        <w:tc>
+          <w:tcPr>
+            <w:tcW w:type="dxa" w:w="2406"/>
+          </w:tcPr>
+          <w:p>
+            <w:r>
+              <w:t>Completed</w:t>
+            </w:r>
+          </w:p>
+        </w:tc>
+        <w:tc>
+          <w:tcPr>
+            <w:tcW w:type="dxa" w:w="2356"/>
+          </w:tcPr>
+          <w:p>
+            <w:r>
+              <w:t>Yes</w:t>
+            </w:r>
+          </w:p>
+        </w:tc>
+        <w:tc>
+          <w:tcPr>
+            <w:tcW w:type="dxa" w:w="1984"/>
+          </w:tcPr>
+          <w:p>
+            <w:r>
+              <w:t>1305</w:t>
+            </w:r>
+          </w:p>
+        </w:tc>
+      </w:tr>
+      <w:tr>
+        <w:tc>
+          <w:tcPr>
+            <w:tcW w:type="dxa" w:w="1808"/>
+          </w:tcPr>
+          <w:p>
+            <w:r>
+              <w:t>27</w:t>
+            </w:r>
+          </w:p>
+        </w:tc>
+        <w:tc>
+          <w:tcPr>
+            <w:tcW w:type="dxa" w:w="1987"/>
+          </w:tcPr>
+          <w:p>
+            <w:r>
+              <w:t>CONTROL_SELECTOR</w:t>
+            </w:r>
+          </w:p>
+        </w:tc>
+        <w:tc>
+          <w:tcPr>
+            <w:tcW w:type="dxa" w:w="2406"/>
+          </w:tcPr>
+          <w:p>
+            <w:r>
+              <w:t>Completed</w:t>
+            </w:r>
+          </w:p>
+        </w:tc>
+        <w:tc>
+          <w:tcPr>
+            <w:tcW w:type="dxa" w:w="2356"/>
+          </w:tcPr>
+          <w:p>
+            <w:r>
+              <w:t>Yes</w:t>
+            </w:r>
+          </w:p>
+        </w:tc>
+        <w:tc>
+          <w:tcPr>
+            <w:tcW w:type="dxa" w:w="1984"/>
+          </w:tcPr>
+          <w:p>
+            <w:r>
+              <w:t>80</w:t>
+            </w:r>
+          </w:p>
+        </w:tc>
+      </w:tr>
+      <w:tr>
+        <w:tc>
+          <w:tcPr>
+            <w:tcW w:type="dxa" w:w="1808"/>
+          </w:tcPr>
+          <w:p>
+            <w:r>
+              <w:t>28</w:t>
+            </w:r>
+          </w:p>
+        </w:tc>
+        <w:tc>
+          <w:tcPr>
+            <w:tcW w:type="dxa" w:w="1987"/>
+          </w:tcPr>
+          <w:p>
+            <w:r>
+              <w:t>CONTROL_UNIT</w:t>
+            </w:r>
+          </w:p>
+        </w:tc>
+        <w:tc>
+          <w:tcPr>
+            <w:tcW w:type="dxa" w:w="2406"/>
+          </w:tcPr>
+          <w:p>
+            <w:r>
+              <w:t>Completed</w:t>
+            </w:r>
+          </w:p>
+        </w:tc>
+        <w:tc>
+          <w:tcPr>
+            <w:tcW w:type="dxa" w:w="2356"/>
+          </w:tcPr>
+          <w:p>
+            <w:r>
+              <w:t>Yes</w:t>
+            </w:r>
+          </w:p>
+        </w:tc>
+        <w:tc>
+          <w:tcPr>
+            <w:tcW w:type="dxa" w:w="1984"/>
+          </w:tcPr>
+          <w:p>
+            <w:r>
+              <w:t>1386</w:t>
+            </w:r>
+          </w:p>
+        </w:tc>
+      </w:tr>
+      <w:tr>
+        <w:tc>
+          <w:tcPr>
+            <w:tcW w:type="dxa" w:w="1808"/>
+          </w:tcPr>
+          <w:p>
+            <w:r>
+              <w:t>29</w:t>
+            </w:r>
+          </w:p>
+        </w:tc>
+        <w:tc>
+          <w:tcPr>
+            <w:tcW w:type="dxa" w:w="1987"/>
+          </w:tcPr>
+          <w:p>
+            <w:r>
+              <w:t>CPU3</w:t>
+            </w:r>
+          </w:p>
+        </w:tc>
+        <w:tc>
+          <w:tcPr>
+            <w:tcW w:type="dxa" w:w="2406"/>
+          </w:tcPr>
+          <w:p>
+            <w:r>
+              <w:t>Completed</w:t>
+            </w:r>
+          </w:p>
+        </w:tc>
+        <w:tc>
+          <w:tcPr>
+            <w:tcW w:type="dxa" w:w="2356"/>
+          </w:tcPr>
+          <w:p>
+            <w:r>
+              <w:t>Yes</w:t>
+            </w:r>
+          </w:p>
+        </w:tc>
+        <w:tc>
+          <w:tcPr>
+            <w:tcW w:type="dxa" w:w="1984"/>
+          </w:tcPr>
+          <w:p>
+            <w:r>
+              <w:t>2028</w:t>
+            </w:r>
+          </w:p>
+        </w:tc>
+      </w:tr>
+      <w:tr>
+        <w:tc>
+          <w:tcPr>
+            <w:tcW w:type="dxa" w:w="1808"/>
+          </w:tcPr>
+          <w:p>
+            <w:r>
+              <w:t>30</w:t>
+            </w:r>
+          </w:p>
+        </w:tc>
+        <w:tc>
+          <w:tcPr>
+            <w:tcW w:type="dxa" w:w="1987"/>
+          </w:tcPr>
+          <w:p>
+            <w:r>
+              <w:t>IO2</w:t>
+            </w:r>
+          </w:p>
+        </w:tc>
+        <w:tc>
+          <w:tcPr>
+            <w:tcW w:type="dxa" w:w="2406"/>
+          </w:tcPr>
+          <w:p>
+            <w:r>
+              <w:t>Completed</w:t>
+            </w:r>
+          </w:p>
+        </w:tc>
+        <w:tc>
+          <w:tcPr>
+            <w:tcW w:type="dxa" w:w="2356"/>
+          </w:tcPr>
+          <w:p>
+            <w:r>
+              <w:t>Yes</w:t>
+            </w:r>
+          </w:p>
+        </w:tc>
+        <w:tc>
+          <w:tcPr>
+            <w:tcW w:type="dxa" w:w="1984"/>
+          </w:tcPr>
+          <w:p>
+            <w:r>
+              <w:t>6</w:t>
+            </w:r>
+          </w:p>
+        </w:tc>
+      </w:tr>
     </w:tbl>
     <w:p>
       <w:pPr>
@@ -4336,16 +5728,16 @@
         <mc:AlternateContent>
           <mc:Choice Requires="wpg">
             <w:drawing>
-              <wp:inline xmlns:wp="http://schemas.openxmlformats.org/drawingml/2006/wordprocessingDrawing" distT="0" distB="0" distL="0" distR="0">
+              <wp:inline distT="0" distB="0" distL="0" distR="0">
                 <wp:extent cx="5247640" cy="3197225"/>
                 <wp:effectExtent l="0" t="0" r="0" b="3175"/>
                 <wp:docPr id="3" name="Рисунок 1" descr="Изображение выглядит как текст, снимок экрана, программное обеспечение, Значок на компьютере&#10;&#10;Контент, сгенерированный ИИ, может содержать ошибки."/>
                 <wp:cNvGraphicFramePr>
-                  <a:graphicFrameLocks xmlns:a="http://schemas.openxmlformats.org/drawingml/2006/main" noChangeAspect="1"/>
+                  <a:graphicFrameLocks noChangeAspect="1"/>
                 </wp:cNvGraphicFramePr>
-                <a:graphic xmlns:a="http://schemas.openxmlformats.org/drawingml/2006/main">
+                <a:graphic>
                   <a:graphicData uri="http://schemas.openxmlformats.org/drawingml/2006/picture">
-                    <pic:pic xmlns:pic="http://schemas.openxmlformats.org/drawingml/2006/picture">
+                    <pic:pic>
                       <pic:nvPicPr>
                         <pic:cNvPr id="440812497" name="Рисунок 1" descr="Изображение выглядит как текст, снимок экрана, программное обеспечение, Значок на компьютере&#10;&#10;Контент, сгенерированный ИИ, может содержать ошибки."/>
                         <pic:cNvPicPr>
@@ -4558,16 +5950,16 @@
         <mc:AlternateContent>
           <mc:Choice Requires="wpg">
             <w:drawing>
-              <wp:inline xmlns:wp="http://schemas.openxmlformats.org/drawingml/2006/wordprocessingDrawing" distT="0" distB="0" distL="0" distR="0">
+              <wp:inline distT="0" distB="0" distL="0" distR="0">
                 <wp:extent cx="5114925" cy="1304925"/>
                 <wp:effectExtent l="0" t="0" r="9525" b="9525"/>
                 <wp:docPr id="4" name="Рисунок 1" descr="Изображение выглядит как текст, снимок экрана, Шрифт, линия&#10;&#10;Контент, сгенерированный ИИ, может содержать ошибки."/>
                 <wp:cNvGraphicFramePr>
-                  <a:graphicFrameLocks xmlns:a="http://schemas.openxmlformats.org/drawingml/2006/main" noChangeAspect="1"/>
+                  <a:graphicFrameLocks noChangeAspect="1"/>
                 </wp:cNvGraphicFramePr>
-                <a:graphic xmlns:a="http://schemas.openxmlformats.org/drawingml/2006/main">
+                <a:graphic>
                   <a:graphicData uri="http://schemas.openxmlformats.org/drawingml/2006/picture">
-                    <pic:pic xmlns:pic="http://schemas.openxmlformats.org/drawingml/2006/picture">
+                    <pic:pic>
                       <pic:nvPicPr>
                         <pic:cNvPr id="1701138114" name="Рисунок 1" descr="Изображение выглядит как текст, снимок экрана, Шрифт, линия&#10;&#10;Контент, сгенерированный ИИ, может содержать ошибки."/>
                         <pic:cNvPicPr>
@@ -4647,16 +6039,16 @@
         <mc:AlternateContent>
           <mc:Choice Requires="wpg">
             <w:drawing>
-              <wp:inline xmlns:wp="http://schemas.openxmlformats.org/drawingml/2006/wordprocessingDrawing" distT="0" distB="0" distL="0" distR="0">
+              <wp:inline distT="0" distB="0" distL="0" distR="0">
                 <wp:extent cx="4975860" cy="2273935"/>
                 <wp:effectExtent l="0" t="0" r="0" b="0"/>
                 <wp:docPr id="5" name="Рисунок 1" descr="Изображение выглядит как текст, снимок экрана, Шрифт, программное обеспечение&#10;&#10;Контент, сгенерированный ИИ, может содержать ошибки."/>
                 <wp:cNvGraphicFramePr>
-                  <a:graphicFrameLocks xmlns:a="http://schemas.openxmlformats.org/drawingml/2006/main" noChangeAspect="1"/>
+                  <a:graphicFrameLocks noChangeAspect="1"/>
                 </wp:cNvGraphicFramePr>
-                <a:graphic xmlns:a="http://schemas.openxmlformats.org/drawingml/2006/main">
+                <a:graphic>
                   <a:graphicData uri="http://schemas.openxmlformats.org/drawingml/2006/picture">
-                    <pic:pic xmlns:pic="http://schemas.openxmlformats.org/drawingml/2006/picture">
+                    <pic:pic>
                       <pic:nvPicPr>
                         <pic:cNvPr id="2047851523" name="Рисунок 1" descr="Изображение выглядит как текст, снимок экрана, Шрифт, программное обеспечение&#10;&#10;Контент, сгенерированный ИИ, может содержать ошибки."/>
                         <pic:cNvPicPr>
@@ -6340,6 +7732,48 @@
           <w:iCs/>
           <w:sz w:val="22"/>
         </w:rPr>
+      </w:r>
+    </w:p>
+    <w:p>
+      <w:pPr>
+        <w:pBdr/>
+        <w:spacing w:after="33" w:line="259" w:lineRule="auto"/>
+        <w:ind w:firstLine="720" w:left="0"/>
+        <w:rPr>
+          <w:rFonts w:eastAsia="Times New Roman" w:asciiTheme="minorHAnsi" w:hAnsiTheme="minorHAnsi" w:cstheme="minorHAnsi"/>
+          <w:sz w:val="22"/>
+        </w:rPr>
+      </w:pPr>
+      <w:r>
+        <w:t>This lab demonstrates that NAND is a universal gate, because every required component in the game can be derived from it, starting with NOT, AND, OR, and XOR and continuing up to multiplexers, adders, latches, registers, memory, and the final processor blocks. Because of that, the game provides a practical demonstration of how complex digital systems can be reduced to one primitive building block.</w:t>
+      </w:r>
+    </w:p>
+    <w:p>
+      <w:pPr>
+        <w:pBdr/>
+        <w:spacing w:after="33" w:line="259" w:lineRule="auto"/>
+        <w:ind w:firstLine="720" w:left="0"/>
+        <w:rPr>
+          <w:rFonts w:eastAsia="Times New Roman" w:asciiTheme="minorHAnsi" w:hAnsiTheme="minorHAnsi" w:cstheme="minorHAnsi"/>
+          <w:sz w:val="22"/>
+        </w:rPr>
+      </w:pPr>
+      <w:r>
+        <w:t>The technical workflow of the lab follows a hierarchical hardware design process. First, the basic combinational circuits were implemented and verified, including inversion, logic gates, multiplexing, half and full addition, multi-bit arithmetic, increment, subtraction, and condition detection. After that, sequential circuits were built from feedback-based structures, progressing from the SR latch and D latch to flip-flops, registers, counters, and RAM. The final part of the work combines the 16-bit datapath, ALU instruction decoding, control selector, control unit, processor state, and input-output logic into a Von Neumann style computer model.</w:t>
+      </w:r>
+    </w:p>
+    <w:p>
+      <w:pPr>
+        <w:pBdr/>
+        <w:spacing w:after="33" w:line="259" w:lineRule="auto"/>
+        <w:ind w:firstLine="720" w:left="0"/>
+        <w:rPr>
+          <w:rFonts w:eastAsia="Times New Roman" w:asciiTheme="minorHAnsi" w:hAnsiTheme="minorHAnsi" w:cstheme="minorHAnsi"/>
+          <w:sz w:val="22"/>
+        </w:rPr>
+      </w:pPr>
+      <w:r>
+        <w:t>An important engineering observation from this lab is that NAND-gate count increases rapidly when higher-level modules are expanded into their primitive implementation. For that reason, verified subcircuits were reused whenever possible, and unnecessary duplication was avoided to stay close to the optimal solutions shown by the game. The final screenshots were then used as the verification source for completion status, optimality, and the total NAND counts reported in this assessment.</w:t>
       </w:r>
     </w:p>
     <w:sectPr>
